--- a/public/temas/ejercicio-3/ESQUEMA TEMA 7.docx
+++ b/public/temas/ejercicio-3/ESQUEMA TEMA 7.docx
@@ -811,7 +811,7 @@
           <w:b/>
           <w:sz w:val="22"/>
         </w:rPr>
-        <w:t>15%</w:t>
+        <w:t>15 %</w:t>
       </w:r>
     </w:p>
     <w:p>
@@ -833,7 +833,7 @@
           <w:b/>
           <w:sz w:val="22"/>
         </w:rPr>
-        <w:t>85%</w:t>
+        <w:t>85 %</w:t>
       </w:r>
       <w:r>
         <w:rPr>
@@ -993,7 +993,7 @@
           <w:b/>
           <w:sz w:val="22"/>
         </w:rPr>
-        <w:t>99%</w:t>
+        <w:t>99 %</w:t>
       </w:r>
       <w:r>
         <w:rPr>
@@ -1008,7 +1008,7 @@
           <w:b/>
           <w:sz w:val="22"/>
         </w:rPr>
-        <w:t>99%</w:t>
+        <w:t>99 %</w:t>
       </w:r>
       <w:r>
         <w:rPr>
@@ -1242,7 +1242,7 @@
           <w:b/>
           <w:sz w:val="22"/>
         </w:rPr>
-        <w:t>15%</w:t>
+        <w:t>15 %</w:t>
       </w:r>
       <w:r>
         <w:rPr>
@@ -1755,7 +1755,7 @@
           <w:b/>
           <w:sz w:val="22"/>
         </w:rPr>
-        <w:t>99%</w:t>
+        <w:t>99 %</w:t>
       </w:r>
       <w:r>
         <w:rPr>
@@ -1770,7 +1770,7 @@
           <w:b/>
           <w:sz w:val="22"/>
         </w:rPr>
-        <w:t>99%</w:t>
+        <w:t>99 %</w:t>
       </w:r>
       <w:r>
         <w:rPr>
@@ -2241,7 +2241,7 @@
           <w:b/>
           <w:sz w:val="22"/>
         </w:rPr>
-        <w:t>donación del 35%</w:t>
+        <w:t>donación del 35 %</w:t>
       </w:r>
       <w:r>
         <w:rPr>
@@ -2256,7 +2256,7 @@
           <w:b/>
           <w:sz w:val="22"/>
         </w:rPr>
-        <w:t>50%</w:t>
+        <w:t>50 %</w:t>
       </w:r>
       <w:r>
         <w:rPr>
@@ -2351,7 +2351,7 @@
           <w:b/>
           <w:sz w:val="22"/>
         </w:rPr>
-        <w:t>Pago al contado del 15%</w:t>
+        <w:t>Pago al contado del 15 %</w:t>
       </w:r>
     </w:p>
     <w:p>
@@ -2653,7 +2653,7 @@
           <w:b/>
           <w:sz w:val="22"/>
         </w:rPr>
-        <w:t>12,5 millones de euros</w:t>
+        <w:t>12,5 M€</w:t>
       </w:r>
       <w:r>
         <w:rPr>
@@ -2808,7 +2808,7 @@
           <w:b/>
           <w:sz w:val="22"/>
         </w:rPr>
-        <w:t>12,5 millones de euros</w:t>
+        <w:t>12,5 M€</w:t>
       </w:r>
       <w:r>
         <w:rPr>
@@ -3750,7 +3750,7 @@
           <w:b/>
           <w:sz w:val="22"/>
         </w:rPr>
-        <w:t>15%</w:t>
+        <w:t>15 %</w:t>
       </w:r>
       <w:r>
         <w:rPr>
@@ -3765,7 +3765,7 @@
           <w:b/>
           <w:sz w:val="22"/>
         </w:rPr>
-        <w:t>85%</w:t>
+        <w:t>85 %</w:t>
       </w:r>
     </w:p>
     <w:p>
